--- a/Deep_Research/Deep_Research_Summary.docx
+++ b/Deep_Research/Deep_Research_Summary.docx
@@ -92,7 +92,2201 @@
           <w:sz w:val="22"/>
           <w:szCs w:val="22"/>
         </w:rPr>
-        <w:t xml:space="preserve">  |  Date: April 2026  |  Version: 1.0</w:t>
+        <w:t xml:space="preserve">  |  Date: April 2026  |  Updated: Apr 8, 2026</w:t>
+      </w:r>
+    </w:p>
+    <w:p>
+      <w:r>
+        <w:br w:type="page"/>
+      </w:r>
+    </w:p>
+    <w:p>
+      <w:pPr>
+        <w:pStyle w:val="Heading1"/>
+        <w:spacing w:after="200" w:before="400"/>
+        <w:rPr>
+          <w:b/>
+          <w:bCs/>
+          <w:color w:val="1A3C5E"/>
+        </w:rPr>
+      </w:pPr>
+      <w:r>
+        <w:t xml:space="preserve">CRITICAL POLICY CATALYST: Taiwan's 2027 Pig-Feed Ban (African Swine Fever)</w:t>
+      </w:r>
+    </w:p>
+    <w:p>
+      <w:pPr>
+        <w:pBdr>
+          <w:left w:val="thick" w:color="00A86B" w:sz="12"/>
+        </w:pBdr>
+        <w:shd w:color="F0F7F4" w:val="solid"/>
+        <w:spacing w:after="120" w:before="120"/>
+        <w:ind w:left="576"/>
+      </w:pPr>
+      <w:r>
+        <w:rPr>
+          <w:i/>
+          <w:iCs/>
+          <w:color w:val="1A3C5E"/>
+          <w:sz w:val="22"/>
+          <w:szCs w:val="22"/>
+        </w:rPr>
+        <w:t xml:space="preserve">WARNING: This section documents the most important regulatory development that directly creates the market opportunity for the BSF Bio-Loop. Confirmed by multiple official Taiwanese government sources in 2025-2026.</w:t>
+      </w:r>
+    </w:p>
+    <w:p>
+      <w:pPr>
+        <w:pBdr>
+          <w:bottom w:val="single" w:color="00A86B" w:sz="6"/>
+        </w:pBdr>
+        <w:spacing w:after="160" w:before="320"/>
+      </w:pPr>
+      <w:r>
+        <w:rPr>
+          <w:b/>
+          <w:bCs/>
+          <w:color w:val="1A3C5E"/>
+          <w:sz w:val="28"/>
+          <w:szCs w:val="28"/>
+        </w:rPr>
+        <w:t xml:space="preserve">The Trigger: October 2025 African Swine Fever Outbreak</w:t>
+      </w:r>
+    </w:p>
+    <w:p>
+      <w:pPr>
+        <w:spacing w:after="100" w:before="80"/>
+      </w:pPr>
+      <w:r>
+        <w:rPr>
+          <w:color w:val="1C1C1C"/>
+          <w:sz w:val="22"/>
+          <w:szCs w:val="22"/>
+        </w:rPr>
+        <w:t xml:space="preserve">In October 2025, Taiwan experienced an African Swine Fever (ASF) outbreak. Government investigations traced the source directly to unsterilized kitchen waste (廚餘) fed to pigs on commercial farms. ASF is a highly contagious viral disease with no cure and a near-100% fatality rate in pigs—a catastrophic risk to Taiwan's pork industry.</w:t>
+      </w:r>
+    </w:p>
+    <w:p>
+      <w:pPr>
+        <w:spacing w:after="120" w:before="240"/>
+      </w:pPr>
+      <w:r>
+        <w:rPr>
+          <w:b/>
+          <w:bCs/>
+          <w:color w:val="00A86B"/>
+          <w:sz w:val="24"/>
+          <w:szCs w:val="24"/>
+        </w:rPr>
+        <w:t xml:space="preserve">Phased National Ban Timeline</w:t>
+      </w:r>
+    </w:p>
+    <w:tbl>
+      <w:tblPr>
+        <w:tblW w:type="pct" w:w="100%"/>
+        <w:tblBorders>
+          <w:top w:val="single" w:color="00A86B" w:sz="4"/>
+          <w:left w:val="single" w:color="00A86B" w:sz="4"/>
+          <w:bottom w:val="single" w:color="00A86B" w:sz="4"/>
+          <w:right w:val="single" w:color="00A86B" w:sz="4"/>
+          <w:insideH w:val="single" w:color="auto" w:sz="4"/>
+          <w:insideV w:val="single" w:color="auto" w:sz="4"/>
+        </w:tblBorders>
+      </w:tblPr>
+      <w:tblGrid>
+        <w:gridCol w:w="100"/>
+        <w:gridCol w:w="100"/>
+        <w:gridCol w:w="100"/>
+      </w:tblGrid>
+      <w:tr>
+        <w:trPr>
+          <w:tblHeader/>
+        </w:trPr>
+        <w:tc>
+          <w:tcPr>
+            <w:shd w:color="C0392B" w:val="solid"/>
+            <w:tcMar>
+              <w:top w:type="dxa" w:w="80"/>
+              <w:left w:type="dxa" w:w="100"/>
+              <w:bottom w:type="dxa" w:w="80"/>
+              <w:right w:type="dxa" w:w="100"/>
+            </w:tcMar>
+          </w:tcPr>
+          <w:p>
+            <w:pPr>
+              <w:jc w:val="center"/>
+            </w:pPr>
+            <w:r>
+              <w:rPr>
+                <w:b/>
+                <w:bCs/>
+                <w:color w:val="FFFFFF"/>
+                <w:sz w:val="20"/>
+                <w:szCs w:val="20"/>
+              </w:rPr>
+              <w:t xml:space="preserve">Phase</w:t>
+            </w:r>
+          </w:p>
+        </w:tc>
+        <w:tc>
+          <w:tcPr>
+            <w:shd w:color="C0392B" w:val="solid"/>
+            <w:tcMar>
+              <w:top w:type="dxa" w:w="80"/>
+              <w:left w:type="dxa" w:w="100"/>
+              <w:bottom w:type="dxa" w:w="80"/>
+              <w:right w:type="dxa" w:w="100"/>
+            </w:tcMar>
+          </w:tcPr>
+          <w:p>
+            <w:pPr>
+              <w:jc w:val="center"/>
+            </w:pPr>
+            <w:r>
+              <w:rPr>
+                <w:b/>
+                <w:bCs/>
+                <w:color w:val="FFFFFF"/>
+                <w:sz w:val="20"/>
+                <w:szCs w:val="20"/>
+              </w:rPr>
+              <w:t xml:space="preserve">Timeline</w:t>
+            </w:r>
+          </w:p>
+        </w:tc>
+        <w:tc>
+          <w:tcPr>
+            <w:shd w:color="C0392B" w:val="solid"/>
+            <w:tcMar>
+              <w:top w:type="dxa" w:w="80"/>
+              <w:left w:type="dxa" w:w="100"/>
+              <w:bottom w:type="dxa" w:w="80"/>
+              <w:right w:type="dxa" w:w="100"/>
+            </w:tcMar>
+          </w:tcPr>
+          <w:p>
+            <w:pPr>
+              <w:jc w:val="center"/>
+            </w:pPr>
+            <w:r>
+              <w:rPr>
+                <w:b/>
+                <w:bCs/>
+                <w:color w:val="FFFFFF"/>
+                <w:sz w:val="20"/>
+                <w:szCs w:val="20"/>
+              </w:rPr>
+              <w:t xml:space="preserve">Rule</w:t>
+            </w:r>
+          </w:p>
+        </w:tc>
+      </w:tr>
+      <w:tr>
+        <w:tc>
+          <w:tcPr>
+            <w:shd w:color="F7FBFA" w:val="solid"/>
+            <w:tcMar>
+              <w:top w:type="dxa" w:w="60"/>
+              <w:left w:type="dxa" w:w="100"/>
+              <w:bottom w:type="dxa" w:w="60"/>
+              <w:right w:type="dxa" w:w="100"/>
+            </w:tcMar>
+          </w:tcPr>
+          <w:p>
+            <w:r>
+              <w:rPr>
+                <w:color w:val="1C1C1C"/>
+                <w:sz w:val="20"/>
+                <w:szCs w:val="20"/>
+              </w:rPr>
+              <w:t xml:space="preserve">Phase 1 — Immediate</w:t>
+            </w:r>
+          </w:p>
+        </w:tc>
+        <w:tc>
+          <w:tcPr>
+            <w:shd w:color="F7FBFA" w:val="solid"/>
+            <w:tcMar>
+              <w:top w:type="dxa" w:w="60"/>
+              <w:left w:type="dxa" w:w="100"/>
+              <w:bottom w:type="dxa" w:w="60"/>
+              <w:right w:type="dxa" w:w="100"/>
+            </w:tcMar>
+          </w:tcPr>
+          <w:p>
+            <w:r>
+              <w:rPr>
+                <w:color w:val="1C1C1C"/>
+                <w:sz w:val="20"/>
+                <w:szCs w:val="20"/>
+              </w:rPr>
+              <w:t xml:space="preserve">Jan 1, 2026</w:t>
+            </w:r>
+          </w:p>
+        </w:tc>
+        <w:tc>
+          <w:tcPr>
+            <w:shd w:color="F7FBFA" w:val="solid"/>
+            <w:tcMar>
+              <w:top w:type="dxa" w:w="60"/>
+              <w:left w:type="dxa" w:w="100"/>
+              <w:bottom w:type="dxa" w:w="60"/>
+              <w:right w:type="dxa" w:w="100"/>
+            </w:tcMar>
+          </w:tcPr>
+          <w:p>
+            <w:r>
+              <w:rPr>
+                <w:color w:val="1C1C1C"/>
+                <w:sz w:val="20"/>
+                <w:szCs w:val="20"/>
+              </w:rPr>
+              <w:t xml:space="preserve">Household kitchen waste (家戶廚餘) immediately banned from pig feed</w:t>
+            </w:r>
+          </w:p>
+        </w:tc>
+      </w:tr>
+      <w:tr>
+        <w:tc>
+          <w:tcPr>
+            <w:shd w:color="FFFFFF" w:val="solid"/>
+            <w:tcMar>
+              <w:top w:type="dxa" w:w="60"/>
+              <w:left w:type="dxa" w:w="100"/>
+              <w:bottom w:type="dxa" w:w="60"/>
+              <w:right w:type="dxa" w:w="100"/>
+            </w:tcMar>
+          </w:tcPr>
+          <w:p>
+            <w:r>
+              <w:rPr>
+                <w:color w:val="1C1C1C"/>
+                <w:sz w:val="20"/>
+                <w:szCs w:val="20"/>
+              </w:rPr>
+              <w:t xml:space="preserve">Phase 2 — Regulated</w:t>
+            </w:r>
+          </w:p>
+        </w:tc>
+        <w:tc>
+          <w:tcPr>
+            <w:shd w:color="FFFFFF" w:val="solid"/>
+            <w:tcMar>
+              <w:top w:type="dxa" w:w="60"/>
+              <w:left w:type="dxa" w:w="100"/>
+              <w:bottom w:type="dxa" w:w="60"/>
+              <w:right w:type="dxa" w:w="100"/>
+            </w:tcMar>
+          </w:tcPr>
+          <w:p>
+            <w:r>
+              <w:rPr>
+                <w:color w:val="1C1C1C"/>
+                <w:sz w:val="20"/>
+                <w:szCs w:val="20"/>
+              </w:rPr>
+              <w:t xml:space="preserve">All of 2026</w:t>
+            </w:r>
+          </w:p>
+        </w:tc>
+        <w:tc>
+          <w:tcPr>
+            <w:shd w:color="FFFFFF" w:val="solid"/>
+            <w:tcMar>
+              <w:top w:type="dxa" w:w="60"/>
+              <w:left w:type="dxa" w:w="100"/>
+              <w:bottom w:type="dxa" w:w="60"/>
+              <w:right w:type="dxa" w:w="100"/>
+            </w:tcMar>
+          </w:tcPr>
+          <w:p>
+            <w:r>
+              <w:rPr>
+                <w:color w:val="1C1C1C"/>
+                <w:sz w:val="20"/>
+                <w:szCs w:val="20"/>
+              </w:rPr>
+              <w:t xml:space="preserve">Business food waste permitted ONLY with: heat treatment + real-time CCTV + GPS tracking + local government approval</w:t>
+            </w:r>
+          </w:p>
+        </w:tc>
+      </w:tr>
+      <w:tr>
+        <w:tc>
+          <w:tcPr>
+            <w:shd w:color="F7FBFA" w:val="solid"/>
+            <w:tcMar>
+              <w:top w:type="dxa" w:w="60"/>
+              <w:left w:type="dxa" w:w="100"/>
+              <w:bottom w:type="dxa" w:w="60"/>
+              <w:right w:type="dxa" w:w="100"/>
+            </w:tcMar>
+          </w:tcPr>
+          <w:p>
+            <w:r>
+              <w:rPr>
+                <w:color w:val="1C1C1C"/>
+                <w:sz w:val="20"/>
+                <w:szCs w:val="20"/>
+              </w:rPr>
+              <w:t xml:space="preserve">Phase 3 — FULL BAN</w:t>
+            </w:r>
+          </w:p>
+        </w:tc>
+        <w:tc>
+          <w:tcPr>
+            <w:shd w:color="F7FBFA" w:val="solid"/>
+            <w:tcMar>
+              <w:top w:type="dxa" w:w="60"/>
+              <w:left w:type="dxa" w:w="100"/>
+              <w:bottom w:type="dxa" w:w="60"/>
+              <w:right w:type="dxa" w:w="100"/>
+            </w:tcMar>
+          </w:tcPr>
+          <w:p>
+            <w:r>
+              <w:rPr>
+                <w:color w:val="1C1C1C"/>
+                <w:sz w:val="20"/>
+                <w:szCs w:val="20"/>
+              </w:rPr>
+              <w:t xml:space="preserve">Jan 1, 2027</w:t>
+            </w:r>
+          </w:p>
+        </w:tc>
+        <w:tc>
+          <w:tcPr>
+            <w:shd w:color="F7FBFA" w:val="solid"/>
+            <w:tcMar>
+              <w:top w:type="dxa" w:w="60"/>
+              <w:left w:type="dxa" w:w="100"/>
+              <w:bottom w:type="dxa" w:w="60"/>
+              <w:right w:type="dxa" w:w="100"/>
+            </w:tcMar>
+          </w:tcPr>
+          <w:p>
+            <w:r>
+              <w:rPr>
+                <w:color w:val="1C1C1C"/>
+                <w:sz w:val="20"/>
+                <w:szCs w:val="20"/>
+              </w:rPr>
+              <w:t xml:space="preserve">ALL food waste as pig feed completely prohibited nationwide — no exceptions</w:t>
+            </w:r>
+          </w:p>
+        </w:tc>
+      </w:tr>
+    </w:tbl>
+    <w:p>
+      <w:pPr>
+        <w:spacing w:before="120"/>
+      </w:pPr>
+    </w:p>
+    <w:p>
+      <w:pPr>
+        <w:pBdr>
+          <w:bottom w:val="single" w:color="00A86B" w:sz="6"/>
+        </w:pBdr>
+        <w:spacing w:after="160" w:before="320"/>
+      </w:pPr>
+      <w:r>
+        <w:rPr>
+          <w:b/>
+          <w:bCs/>
+          <w:color w:val="1A3C5E"/>
+          <w:sz w:val="28"/>
+          <w:szCs w:val="28"/>
+        </w:rPr>
+        <w:t xml:space="preserve">The Vacuum: 731 Tonnes/Day of Orphaned Food Waste</w:t>
+      </w:r>
+    </w:p>
+    <w:tbl>
+      <w:tblPr>
+        <w:tblW w:type="pct" w:w="100%"/>
+        <w:tblBorders>
+          <w:top w:val="single" w:color="00A86B" w:sz="4"/>
+          <w:left w:val="single" w:color="00A86B" w:sz="4"/>
+          <w:bottom w:val="single" w:color="00A86B" w:sz="4"/>
+          <w:right w:val="single" w:color="00A86B" w:sz="4"/>
+          <w:insideH w:val="single" w:color="auto" w:sz="4"/>
+          <w:insideV w:val="single" w:color="auto" w:sz="4"/>
+        </w:tblBorders>
+      </w:tblPr>
+      <w:tblGrid>
+        <w:gridCol w:w="100"/>
+        <w:gridCol w:w="100"/>
+        <w:gridCol w:w="100"/>
+      </w:tblGrid>
+      <w:tr>
+        <w:trPr>
+          <w:tblHeader/>
+        </w:trPr>
+        <w:tc>
+          <w:tcPr>
+            <w:shd w:color="1A3C5E" w:val="solid"/>
+            <w:tcMar>
+              <w:top w:type="dxa" w:w="80"/>
+              <w:left w:type="dxa" w:w="100"/>
+              <w:bottom w:type="dxa" w:w="80"/>
+              <w:right w:type="dxa" w:w="100"/>
+            </w:tcMar>
+          </w:tcPr>
+          <w:p>
+            <w:pPr>
+              <w:jc w:val="center"/>
+            </w:pPr>
+            <w:r>
+              <w:rPr>
+                <w:b/>
+                <w:bCs/>
+                <w:color w:val="FFFFFF"/>
+                <w:sz w:val="20"/>
+                <w:szCs w:val="20"/>
+              </w:rPr>
+              <w:t xml:space="preserve">Food Waste Flow</w:t>
+            </w:r>
+          </w:p>
+        </w:tc>
+        <w:tc>
+          <w:tcPr>
+            <w:shd w:color="1A3C5E" w:val="solid"/>
+            <w:tcMar>
+              <w:top w:type="dxa" w:w="80"/>
+              <w:left w:type="dxa" w:w="100"/>
+              <w:bottom w:type="dxa" w:w="80"/>
+              <w:right w:type="dxa" w:w="100"/>
+            </w:tcMar>
+          </w:tcPr>
+          <w:p>
+            <w:pPr>
+              <w:jc w:val="center"/>
+            </w:pPr>
+            <w:r>
+              <w:rPr>
+                <w:b/>
+                <w:bCs/>
+                <w:color w:val="FFFFFF"/>
+                <w:sz w:val="20"/>
+                <w:szCs w:val="20"/>
+              </w:rPr>
+              <w:t xml:space="preserve">Daily Volume</w:t>
+            </w:r>
+          </w:p>
+        </w:tc>
+        <w:tc>
+          <w:tcPr>
+            <w:shd w:color="1A3C5E" w:val="solid"/>
+            <w:tcMar>
+              <w:top w:type="dxa" w:w="80"/>
+              <w:left w:type="dxa" w:w="100"/>
+              <w:bottom w:type="dxa" w:w="80"/>
+              <w:right w:type="dxa" w:w="100"/>
+            </w:tcMar>
+          </w:tcPr>
+          <w:p>
+            <w:pPr>
+              <w:jc w:val="center"/>
+            </w:pPr>
+            <w:r>
+              <w:rPr>
+                <w:b/>
+                <w:bCs/>
+                <w:color w:val="FFFFFF"/>
+                <w:sz w:val="20"/>
+                <w:szCs w:val="20"/>
+              </w:rPr>
+              <w:t xml:space="preserve">Destination After 2027</w:t>
+            </w:r>
+          </w:p>
+        </w:tc>
+      </w:tr>
+      <w:tr>
+        <w:tc>
+          <w:tcPr>
+            <w:shd w:color="F7FBFA" w:val="solid"/>
+            <w:tcMar>
+              <w:top w:type="dxa" w:w="60"/>
+              <w:left w:type="dxa" w:w="100"/>
+              <w:bottom w:type="dxa" w:w="60"/>
+              <w:right w:type="dxa" w:w="100"/>
+            </w:tcMar>
+          </w:tcPr>
+          <w:p>
+            <w:r>
+              <w:rPr>
+                <w:color w:val="1C1C1C"/>
+                <w:sz w:val="20"/>
+                <w:szCs w:val="20"/>
+              </w:rPr>
+              <w:t xml:space="preserve">Total food waste generated in Taiwan</w:t>
+            </w:r>
+          </w:p>
+        </w:tc>
+        <w:tc>
+          <w:tcPr>
+            <w:shd w:color="F7FBFA" w:val="solid"/>
+            <w:tcMar>
+              <w:top w:type="dxa" w:w="60"/>
+              <w:left w:type="dxa" w:w="100"/>
+              <w:bottom w:type="dxa" w:w="60"/>
+              <w:right w:type="dxa" w:w="100"/>
+            </w:tcMar>
+          </w:tcPr>
+          <w:p>
+            <w:r>
+              <w:rPr>
+                <w:color w:val="1C1C1C"/>
+                <w:sz w:val="20"/>
+                <w:szCs w:val="20"/>
+              </w:rPr>
+              <w:t xml:space="preserve">2,115 tonnes/day</w:t>
+            </w:r>
+          </w:p>
+        </w:tc>
+        <w:tc>
+          <w:tcPr>
+            <w:shd w:color="F7FBFA" w:val="solid"/>
+            <w:tcMar>
+              <w:top w:type="dxa" w:w="60"/>
+              <w:left w:type="dxa" w:w="100"/>
+              <w:bottom w:type="dxa" w:w="60"/>
+              <w:right w:type="dxa" w:w="100"/>
+            </w:tcMar>
+          </w:tcPr>
+          <w:p>
+            <w:r>
+              <w:rPr>
+                <w:color w:val="1C1C1C"/>
+                <w:sz w:val="20"/>
+                <w:szCs w:val="20"/>
+              </w:rPr>
+              <w:t xml:space="preserve">Needs processing</w:t>
+            </w:r>
+          </w:p>
+        </w:tc>
+      </w:tr>
+      <w:tr>
+        <w:tc>
+          <w:tcPr>
+            <w:shd w:color="FFFFFF" w:val="solid"/>
+            <w:tcMar>
+              <w:top w:type="dxa" w:w="60"/>
+              <w:left w:type="dxa" w:w="100"/>
+              <w:bottom w:type="dxa" w:w="60"/>
+              <w:right w:type="dxa" w:w="100"/>
+            </w:tcMar>
+          </w:tcPr>
+          <w:p>
+            <w:r>
+              <w:rPr>
+                <w:color w:val="1C1C1C"/>
+                <w:sz w:val="20"/>
+                <w:szCs w:val="20"/>
+              </w:rPr>
+              <w:t xml:space="preserve">Previously absorbed by pig farms (business waste)</w:t>
+            </w:r>
+          </w:p>
+        </w:tc>
+        <w:tc>
+          <w:tcPr>
+            <w:shd w:color="FFFFFF" w:val="solid"/>
+            <w:tcMar>
+              <w:top w:type="dxa" w:w="60"/>
+              <w:left w:type="dxa" w:w="100"/>
+              <w:bottom w:type="dxa" w:w="60"/>
+              <w:right w:type="dxa" w:w="100"/>
+            </w:tcMar>
+          </w:tcPr>
+          <w:p>
+            <w:r>
+              <w:rPr>
+                <w:color w:val="1C1C1C"/>
+                <w:sz w:val="20"/>
+                <w:szCs w:val="20"/>
+              </w:rPr>
+              <w:t xml:space="preserve">~731 tonnes/day</w:t>
+            </w:r>
+          </w:p>
+        </w:tc>
+        <w:tc>
+          <w:tcPr>
+            <w:shd w:color="FFFFFF" w:val="solid"/>
+            <w:tcMar>
+              <w:top w:type="dxa" w:w="60"/>
+              <w:left w:type="dxa" w:w="100"/>
+              <w:bottom w:type="dxa" w:w="60"/>
+              <w:right w:type="dxa" w:w="100"/>
+            </w:tcMar>
+          </w:tcPr>
+          <w:p>
+            <w:r>
+              <w:rPr>
+                <w:color w:val="1C1C1C"/>
+                <w:sz w:val="20"/>
+                <w:szCs w:val="20"/>
+              </w:rPr>
+              <w:t xml:space="preserve">BANNED — needs new solution</w:t>
+            </w:r>
+          </w:p>
+        </w:tc>
+      </w:tr>
+      <w:tr>
+        <w:tc>
+          <w:tcPr>
+            <w:shd w:color="F7FBFA" w:val="solid"/>
+            <w:tcMar>
+              <w:top w:type="dxa" w:w="60"/>
+              <w:left w:type="dxa" w:w="100"/>
+              <w:bottom w:type="dxa" w:w="60"/>
+              <w:right w:type="dxa" w:w="100"/>
+            </w:tcMar>
+          </w:tcPr>
+          <w:p>
+            <w:r>
+              <w:rPr>
+                <w:color w:val="1C1C1C"/>
+                <w:sz w:val="20"/>
+                <w:szCs w:val="20"/>
+              </w:rPr>
+              <w:t xml:space="preserve">Currently handled by recycling facilities</w:t>
+            </w:r>
+          </w:p>
+        </w:tc>
+        <w:tc>
+          <w:tcPr>
+            <w:shd w:color="F7FBFA" w:val="solid"/>
+            <w:tcMar>
+              <w:top w:type="dxa" w:w="60"/>
+              <w:left w:type="dxa" w:w="100"/>
+              <w:bottom w:type="dxa" w:w="60"/>
+              <w:right w:type="dxa" w:w="100"/>
+            </w:tcMar>
+          </w:tcPr>
+          <w:p>
+            <w:r>
+              <w:rPr>
+                <w:color w:val="1C1C1C"/>
+                <w:sz w:val="20"/>
+                <w:szCs w:val="20"/>
+              </w:rPr>
+              <w:t xml:space="preserve">~1,100 tonnes/day</w:t>
+            </w:r>
+          </w:p>
+        </w:tc>
+        <w:tc>
+          <w:tcPr>
+            <w:shd w:color="F7FBFA" w:val="solid"/>
+            <w:tcMar>
+              <w:top w:type="dxa" w:w="60"/>
+              <w:left w:type="dxa" w:w="100"/>
+              <w:bottom w:type="dxa" w:w="60"/>
+              <w:right w:type="dxa" w:w="100"/>
+            </w:tcMar>
+          </w:tcPr>
+          <w:p>
+            <w:r>
+              <w:rPr>
+                <w:color w:val="1C1C1C"/>
+                <w:sz w:val="20"/>
+                <w:szCs w:val="20"/>
+              </w:rPr>
+              <w:t xml:space="preserve">Composting/biogas</w:t>
+            </w:r>
+          </w:p>
+        </w:tc>
+      </w:tr>
+      <w:tr>
+        <w:tc>
+          <w:tcPr>
+            <w:shd w:color="FFFFFF" w:val="solid"/>
+            <w:tcMar>
+              <w:top w:type="dxa" w:w="60"/>
+              <w:left w:type="dxa" w:w="100"/>
+              <w:bottom w:type="dxa" w:w="60"/>
+              <w:right w:type="dxa" w:w="100"/>
+            </w:tcMar>
+          </w:tcPr>
+          <w:p>
+            <w:r>
+              <w:rPr>
+                <w:color w:val="1C1C1C"/>
+                <w:sz w:val="20"/>
+                <w:szCs w:val="20"/>
+              </w:rPr>
+              <w:t xml:space="preserve">Currently going to incineration/landfill</w:t>
+            </w:r>
+          </w:p>
+        </w:tc>
+        <w:tc>
+          <w:tcPr>
+            <w:shd w:color="FFFFFF" w:val="solid"/>
+            <w:tcMar>
+              <w:top w:type="dxa" w:w="60"/>
+              <w:left w:type="dxa" w:w="100"/>
+              <w:bottom w:type="dxa" w:w="60"/>
+              <w:right w:type="dxa" w:w="100"/>
+            </w:tcMar>
+          </w:tcPr>
+          <w:p>
+            <w:r>
+              <w:rPr>
+                <w:color w:val="1C1C1C"/>
+                <w:sz w:val="20"/>
+                <w:szCs w:val="20"/>
+              </w:rPr>
+              <w:t xml:space="preserve">~284 tonnes/day</w:t>
+            </w:r>
+          </w:p>
+        </w:tc>
+        <w:tc>
+          <w:tcPr>
+            <w:shd w:color="FFFFFF" w:val="solid"/>
+            <w:tcMar>
+              <w:top w:type="dxa" w:w="60"/>
+              <w:left w:type="dxa" w:w="100"/>
+              <w:bottom w:type="dxa" w:w="60"/>
+              <w:right w:type="dxa" w:w="100"/>
+            </w:tcMar>
+          </w:tcPr>
+          <w:p>
+            <w:r>
+              <w:rPr>
+                <w:color w:val="1C1C1C"/>
+                <w:sz w:val="20"/>
+                <w:szCs w:val="20"/>
+              </w:rPr>
+              <w:t xml:space="preserve">Target for elimination by 2028</w:t>
+            </w:r>
+          </w:p>
+        </w:tc>
+      </w:tr>
+    </w:tbl>
+    <w:p>
+      <w:pPr>
+        <w:spacing w:before="80"/>
+      </w:pPr>
+    </w:p>
+    <w:p>
+      <w:pPr>
+        <w:pBdr>
+          <w:left w:val="thick" w:color="00A86B" w:sz="12"/>
+        </w:pBdr>
+        <w:shd w:color="F0F7F4" w:val="solid"/>
+        <w:spacing w:after="120" w:before="120"/>
+        <w:ind w:left="576"/>
+      </w:pPr>
+      <w:r>
+        <w:rPr>
+          <w:i/>
+          <w:iCs/>
+          <w:color w:val="1A3C5E"/>
+          <w:sz w:val="22"/>
+          <w:szCs w:val="22"/>
+        </w:rPr>
+        <w:t xml:space="preserve">This 731 tonnes/day is the market gap. It is food waste that was processed, profitable, and now suddenly has no home. Pig farms are being paid NT$3,600 per head to switch to commercial feed. The waste they used to process — primarily restaurant, market, and institutional food scraps — is now looking for a new processor. BSF Bio-Hub is the answer.</w:t>
+      </w:r>
+    </w:p>
+    <w:p>
+      <w:pPr>
+        <w:pBdr>
+          <w:bottom w:val="single" w:color="00A86B" w:sz="6"/>
+        </w:pBdr>
+        <w:spacing w:after="160" w:before="320"/>
+      </w:pPr>
+      <w:r>
+        <w:rPr>
+          <w:b/>
+          <w:bCs/>
+          <w:color w:val="1A3C5E"/>
+          <w:sz w:val="28"/>
+          <w:szCs w:val="28"/>
+        </w:rPr>
+        <w:t xml:space="preserve">Government's Four Official Alternative Pathways</w:t>
+      </w:r>
+    </w:p>
+    <w:tbl>
+      <w:tblPr>
+        <w:tblW w:type="pct" w:w="100%"/>
+        <w:tblBorders>
+          <w:top w:val="single" w:color="00A86B" w:sz="4"/>
+          <w:left w:val="single" w:color="00A86B" w:sz="4"/>
+          <w:bottom w:val="single" w:color="00A86B" w:sz="4"/>
+          <w:right w:val="single" w:color="00A86B" w:sz="4"/>
+          <w:insideH w:val="single" w:color="auto" w:sz="4"/>
+          <w:insideV w:val="single" w:color="auto" w:sz="4"/>
+        </w:tblBorders>
+      </w:tblPr>
+      <w:tblGrid>
+        <w:gridCol w:w="100"/>
+        <w:gridCol w:w="100"/>
+        <w:gridCol w:w="100"/>
+        <w:gridCol w:w="100"/>
+      </w:tblGrid>
+      <w:tr>
+        <w:trPr>
+          <w:tblHeader/>
+        </w:trPr>
+        <w:tc>
+          <w:tcPr>
+            <w:shd w:color="00A86B" w:val="solid"/>
+            <w:tcMar>
+              <w:top w:type="dxa" w:w="80"/>
+              <w:left w:type="dxa" w:w="100"/>
+              <w:bottom w:type="dxa" w:w="80"/>
+              <w:right w:type="dxa" w:w="100"/>
+            </w:tcMar>
+          </w:tcPr>
+          <w:p>
+            <w:pPr>
+              <w:jc w:val="center"/>
+            </w:pPr>
+            <w:r>
+              <w:rPr>
+                <w:b/>
+                <w:bCs/>
+                <w:color w:val="FFFFFF"/>
+                <w:sz w:val="20"/>
+                <w:szCs w:val="20"/>
+              </w:rPr>
+              <w:t xml:space="preserve">#</w:t>
+            </w:r>
+          </w:p>
+        </w:tc>
+        <w:tc>
+          <w:tcPr>
+            <w:shd w:color="00A86B" w:val="solid"/>
+            <w:tcMar>
+              <w:top w:type="dxa" w:w="80"/>
+              <w:left w:type="dxa" w:w="100"/>
+              <w:bottom w:type="dxa" w:w="80"/>
+              <w:right w:type="dxa" w:w="100"/>
+            </w:tcMar>
+          </w:tcPr>
+          <w:p>
+            <w:pPr>
+              <w:jc w:val="center"/>
+            </w:pPr>
+            <w:r>
+              <w:rPr>
+                <w:b/>
+                <w:bCs/>
+                <w:color w:val="FFFFFF"/>
+                <w:sz w:val="20"/>
+                <w:szCs w:val="20"/>
+              </w:rPr>
+              <w:t xml:space="preserve">Official Pathway</w:t>
+            </w:r>
+          </w:p>
+        </w:tc>
+        <w:tc>
+          <w:tcPr>
+            <w:shd w:color="00A86B" w:val="solid"/>
+            <w:tcMar>
+              <w:top w:type="dxa" w:w="80"/>
+              <w:left w:type="dxa" w:w="100"/>
+              <w:bottom w:type="dxa" w:w="80"/>
+              <w:right w:type="dxa" w:w="100"/>
+            </w:tcMar>
+          </w:tcPr>
+          <w:p>
+            <w:pPr>
+              <w:jc w:val="center"/>
+            </w:pPr>
+            <w:r>
+              <w:rPr>
+                <w:b/>
+                <w:bCs/>
+                <w:color w:val="FFFFFF"/>
+                <w:sz w:val="20"/>
+                <w:szCs w:val="20"/>
+              </w:rPr>
+              <w:t xml:space="preserve">Scale</w:t>
+            </w:r>
+          </w:p>
+        </w:tc>
+        <w:tc>
+          <w:tcPr>
+            <w:shd w:color="00A86B" w:val="solid"/>
+            <w:tcMar>
+              <w:top w:type="dxa" w:w="80"/>
+              <w:left w:type="dxa" w:w="100"/>
+              <w:bottom w:type="dxa" w:w="80"/>
+              <w:right w:type="dxa" w:w="100"/>
+            </w:tcMar>
+          </w:tcPr>
+          <w:p>
+            <w:pPr>
+              <w:jc w:val="center"/>
+            </w:pPr>
+            <w:r>
+              <w:rPr>
+                <w:b/>
+                <w:bCs/>
+                <w:color w:val="FFFFFF"/>
+                <w:sz w:val="20"/>
+                <w:szCs w:val="20"/>
+              </w:rPr>
+              <w:t xml:space="preserve">Value Output</w:t>
+            </w:r>
+          </w:p>
+        </w:tc>
+      </w:tr>
+      <w:tr>
+        <w:tc>
+          <w:tcPr>
+            <w:shd w:color="F7FBFA" w:val="solid"/>
+            <w:tcMar>
+              <w:top w:type="dxa" w:w="60"/>
+              <w:left w:type="dxa" w:w="100"/>
+              <w:bottom w:type="dxa" w:w="60"/>
+              <w:right w:type="dxa" w:w="100"/>
+            </w:tcMar>
+          </w:tcPr>
+          <w:p>
+            <w:r>
+              <w:rPr>
+                <w:color w:val="1C1C1C"/>
+                <w:sz w:val="20"/>
+                <w:szCs w:val="20"/>
+              </w:rPr>
+              <w:t xml:space="preserve">1</w:t>
+            </w:r>
+          </w:p>
+        </w:tc>
+        <w:tc>
+          <w:tcPr>
+            <w:shd w:color="F7FBFA" w:val="solid"/>
+            <w:tcMar>
+              <w:top w:type="dxa" w:w="60"/>
+              <w:left w:type="dxa" w:w="100"/>
+              <w:bottom w:type="dxa" w:w="60"/>
+              <w:right w:type="dxa" w:w="100"/>
+            </w:tcMar>
+          </w:tcPr>
+          <w:p>
+            <w:r>
+              <w:rPr>
+                <w:color w:val="1C1C1C"/>
+                <w:sz w:val="20"/>
+                <w:szCs w:val="20"/>
+              </w:rPr>
+              <w:t xml:space="preserve">Composting (堆肥)</w:t>
+            </w:r>
+          </w:p>
+        </w:tc>
+        <w:tc>
+          <w:tcPr>
+            <w:shd w:color="F7FBFA" w:val="solid"/>
+            <w:tcMar>
+              <w:top w:type="dxa" w:w="60"/>
+              <w:left w:type="dxa" w:w="100"/>
+              <w:bottom w:type="dxa" w:w="60"/>
+              <w:right w:type="dxa" w:w="100"/>
+            </w:tcMar>
+          </w:tcPr>
+          <w:p>
+            <w:r>
+              <w:rPr>
+                <w:color w:val="1C1C1C"/>
+                <w:sz w:val="20"/>
+                <w:szCs w:val="20"/>
+              </w:rPr>
+              <w:t xml:space="preserve">Large-scale, rural</w:t>
+            </w:r>
+          </w:p>
+        </w:tc>
+        <w:tc>
+          <w:tcPr>
+            <w:shd w:color="F7FBFA" w:val="solid"/>
+            <w:tcMar>
+              <w:top w:type="dxa" w:w="60"/>
+              <w:left w:type="dxa" w:w="100"/>
+              <w:bottom w:type="dxa" w:w="60"/>
+              <w:right w:type="dxa" w:w="100"/>
+            </w:tcMar>
+          </w:tcPr>
+          <w:p>
+            <w:r>
+              <w:rPr>
+                <w:color w:val="1C1C1C"/>
+                <w:sz w:val="20"/>
+                <w:szCs w:val="20"/>
+              </w:rPr>
+              <w:t xml:space="preserve">Organic fertilizer</w:t>
+            </w:r>
+          </w:p>
+        </w:tc>
+      </w:tr>
+      <w:tr>
+        <w:tc>
+          <w:tcPr>
+            <w:shd w:color="FFFFFF" w:val="solid"/>
+            <w:tcMar>
+              <w:top w:type="dxa" w:w="60"/>
+              <w:left w:type="dxa" w:w="100"/>
+              <w:bottom w:type="dxa" w:w="60"/>
+              <w:right w:type="dxa" w:w="100"/>
+            </w:tcMar>
+          </w:tcPr>
+          <w:p>
+            <w:r>
+              <w:rPr>
+                <w:color w:val="1C1C1C"/>
+                <w:sz w:val="20"/>
+                <w:szCs w:val="20"/>
+              </w:rPr>
+              <w:t xml:space="preserve">2</w:t>
+            </w:r>
+          </w:p>
+        </w:tc>
+        <w:tc>
+          <w:tcPr>
+            <w:shd w:color="FFFFFF" w:val="solid"/>
+            <w:tcMar>
+              <w:top w:type="dxa" w:w="60"/>
+              <w:left w:type="dxa" w:w="100"/>
+              <w:bottom w:type="dxa" w:w="60"/>
+              <w:right w:type="dxa" w:w="100"/>
+            </w:tcMar>
+          </w:tcPr>
+          <w:p>
+            <w:r>
+              <w:rPr>
+                <w:color w:val="1C1C1C"/>
+                <w:sz w:val="20"/>
+                <w:szCs w:val="20"/>
+              </w:rPr>
+              <w:t xml:space="preserve">Bioenergy / Anaerobic Digestion (能源化/沼氣)</w:t>
+            </w:r>
+          </w:p>
+        </w:tc>
+        <w:tc>
+          <w:tcPr>
+            <w:shd w:color="FFFFFF" w:val="solid"/>
+            <w:tcMar>
+              <w:top w:type="dxa" w:w="60"/>
+              <w:left w:type="dxa" w:w="100"/>
+              <w:bottom w:type="dxa" w:w="60"/>
+              <w:right w:type="dxa" w:w="100"/>
+            </w:tcMar>
+          </w:tcPr>
+          <w:p>
+            <w:r>
+              <w:rPr>
+                <w:color w:val="1C1C1C"/>
+                <w:sz w:val="20"/>
+                <w:szCs w:val="20"/>
+              </w:rPr>
+              <w:t xml:space="preserve">Plant-scale</w:t>
+            </w:r>
+          </w:p>
+        </w:tc>
+        <w:tc>
+          <w:tcPr>
+            <w:shd w:color="FFFFFF" w:val="solid"/>
+            <w:tcMar>
+              <w:top w:type="dxa" w:w="60"/>
+              <w:left w:type="dxa" w:w="100"/>
+              <w:bottom w:type="dxa" w:w="60"/>
+              <w:right w:type="dxa" w:w="100"/>
+            </w:tcMar>
+          </w:tcPr>
+          <w:p>
+            <w:r>
+              <w:rPr>
+                <w:color w:val="1C1C1C"/>
+                <w:sz w:val="20"/>
+                <w:szCs w:val="20"/>
+              </w:rPr>
+              <w:t xml:space="preserve">Biogas + electricity</w:t>
+            </w:r>
+          </w:p>
+        </w:tc>
+      </w:tr>
+      <w:tr>
+        <w:tc>
+          <w:tcPr>
+            <w:shd w:color="F7FBFA" w:val="solid"/>
+            <w:tcMar>
+              <w:top w:type="dxa" w:w="60"/>
+              <w:left w:type="dxa" w:w="100"/>
+              <w:bottom w:type="dxa" w:w="60"/>
+              <w:right w:type="dxa" w:w="100"/>
+            </w:tcMar>
+          </w:tcPr>
+          <w:p>
+            <w:r>
+              <w:rPr>
+                <w:color w:val="1C1C1C"/>
+                <w:sz w:val="20"/>
+                <w:szCs w:val="20"/>
+              </w:rPr>
+              <w:t xml:space="preserve">3 ★</w:t>
+            </w:r>
+          </w:p>
+        </w:tc>
+        <w:tc>
+          <w:tcPr>
+            <w:shd w:color="F7FBFA" w:val="solid"/>
+            <w:tcMar>
+              <w:top w:type="dxa" w:w="60"/>
+              <w:left w:type="dxa" w:w="100"/>
+              <w:bottom w:type="dxa" w:w="60"/>
+              <w:right w:type="dxa" w:w="100"/>
+            </w:tcMar>
+          </w:tcPr>
+          <w:p>
+            <w:r>
+              <w:rPr>
+                <w:color w:val="1C1C1C"/>
+                <w:sz w:val="20"/>
+                <w:szCs w:val="20"/>
+              </w:rPr>
+              <w:t xml:space="preserve">Black Soldier Fly Cultivation (黑水虻養殖)</w:t>
+            </w:r>
+          </w:p>
+        </w:tc>
+        <w:tc>
+          <w:tcPr>
+            <w:shd w:color="F7FBFA" w:val="solid"/>
+            <w:tcMar>
+              <w:top w:type="dxa" w:w="60"/>
+              <w:left w:type="dxa" w:w="100"/>
+              <w:bottom w:type="dxa" w:w="60"/>
+              <w:right w:type="dxa" w:w="100"/>
+            </w:tcMar>
+          </w:tcPr>
+          <w:p>
+            <w:r>
+              <w:rPr>
+                <w:color w:val="1C1C1C"/>
+                <w:sz w:val="20"/>
+                <w:szCs w:val="20"/>
+              </w:rPr>
+              <w:t xml:space="preserve">Decentralized, URBAN</w:t>
+            </w:r>
+          </w:p>
+        </w:tc>
+        <w:tc>
+          <w:tcPr>
+            <w:shd w:color="F7FBFA" w:val="solid"/>
+            <w:tcMar>
+              <w:top w:type="dxa" w:w="60"/>
+              <w:left w:type="dxa" w:w="100"/>
+              <w:bottom w:type="dxa" w:w="60"/>
+              <w:right w:type="dxa" w:w="100"/>
+            </w:tcMar>
+          </w:tcPr>
+          <w:p>
+            <w:r>
+              <w:rPr>
+                <w:color w:val="1C1C1C"/>
+                <w:sz w:val="20"/>
+                <w:szCs w:val="20"/>
+              </w:rPr>
+              <w:t xml:space="preserve">Protein + Fertilizer — HIGHEST VALUE</w:t>
+            </w:r>
+          </w:p>
+        </w:tc>
+      </w:tr>
+      <w:tr>
+        <w:tc>
+          <w:tcPr>
+            <w:shd w:color="FFFFFF" w:val="solid"/>
+            <w:tcMar>
+              <w:top w:type="dxa" w:w="60"/>
+              <w:left w:type="dxa" w:w="100"/>
+              <w:bottom w:type="dxa" w:w="60"/>
+              <w:right w:type="dxa" w:w="100"/>
+            </w:tcMar>
+          </w:tcPr>
+          <w:p>
+            <w:r>
+              <w:rPr>
+                <w:color w:val="1C1C1C"/>
+                <w:sz w:val="20"/>
+                <w:szCs w:val="20"/>
+              </w:rPr>
+              <w:t xml:space="preserve">4</w:t>
+            </w:r>
+          </w:p>
+        </w:tc>
+        <w:tc>
+          <w:tcPr>
+            <w:shd w:color="FFFFFF" w:val="solid"/>
+            <w:tcMar>
+              <w:top w:type="dxa" w:w="60"/>
+              <w:left w:type="dxa" w:w="100"/>
+              <w:bottom w:type="dxa" w:w="60"/>
+              <w:right w:type="dxa" w:w="100"/>
+            </w:tcMar>
+          </w:tcPr>
+          <w:p>
+            <w:r>
+              <w:rPr>
+                <w:color w:val="1C1C1C"/>
+                <w:sz w:val="20"/>
+                <w:szCs w:val="20"/>
+              </w:rPr>
+              <w:t xml:space="preserve">Incineration (焚化)</w:t>
+            </w:r>
+          </w:p>
+        </w:tc>
+        <w:tc>
+          <w:tcPr>
+            <w:shd w:color="FFFFFF" w:val="solid"/>
+            <w:tcMar>
+              <w:top w:type="dxa" w:w="60"/>
+              <w:left w:type="dxa" w:w="100"/>
+              <w:bottom w:type="dxa" w:w="60"/>
+              <w:right w:type="dxa" w:w="100"/>
+            </w:tcMar>
+          </w:tcPr>
+          <w:p>
+            <w:r>
+              <w:rPr>
+                <w:color w:val="1C1C1C"/>
+                <w:sz w:val="20"/>
+                <w:szCs w:val="20"/>
+              </w:rPr>
+              <w:t xml:space="preserve">Last resort</w:t>
+            </w:r>
+          </w:p>
+        </w:tc>
+        <w:tc>
+          <w:tcPr>
+            <w:shd w:color="FFFFFF" w:val="solid"/>
+            <w:tcMar>
+              <w:top w:type="dxa" w:w="60"/>
+              <w:left w:type="dxa" w:w="100"/>
+              <w:bottom w:type="dxa" w:w="60"/>
+              <w:right w:type="dxa" w:w="100"/>
+            </w:tcMar>
+          </w:tcPr>
+          <w:p>
+            <w:r>
+              <w:rPr>
+                <w:color w:val="1C1C1C"/>
+                <w:sz w:val="20"/>
+                <w:szCs w:val="20"/>
+              </w:rPr>
+              <w:t xml:space="preserve">Energy only</w:t>
+            </w:r>
+          </w:p>
+        </w:tc>
+      </w:tr>
+    </w:tbl>
+    <w:p>
+      <w:pPr>
+        <w:spacing w:before="80"/>
+      </w:pPr>
+    </w:p>
+    <w:p>
+      <w:pPr>
+        <w:pBdr>
+          <w:left w:val="thick" w:color="00A86B" w:sz="12"/>
+        </w:pBdr>
+        <w:shd w:color="F0F7F4" w:val="solid"/>
+        <w:spacing w:after="120" w:before="120"/>
+        <w:ind w:left="576"/>
+      </w:pPr>
+      <w:r>
+        <w:rPr>
+          <w:i/>
+          <w:iCs/>
+          <w:color w:val="1A3C5E"/>
+          <w:sz w:val="22"/>
+          <w:szCs w:val="22"/>
+        </w:rPr>
+        <w:t xml:space="preserve">BSF (黑水虻) is explicitly named by Taiwan's Ministry of Environment as an official food waste alternative. This is not a startup hypothesis — it is government-validated technology with active policy support and funding available.</w:t>
+      </w:r>
+    </w:p>
+    <w:p>
+      <w:pPr>
+        <w:pBdr>
+          <w:bottom w:val="single" w:color="00A86B" w:sz="6"/>
+        </w:pBdr>
+        <w:spacing w:after="160" w:before="320"/>
+      </w:pPr>
+      <w:r>
+        <w:rPr>
+          <w:b/>
+          <w:bCs/>
+          <w:color w:val="1A3C5E"/>
+          <w:sz w:val="28"/>
+          <w:szCs w:val="28"/>
+        </w:rPr>
+        <w:t xml:space="preserve">Why BSF Wins vs. All 3 Other Official Alternatives</w:t>
+      </w:r>
+    </w:p>
+    <w:tbl>
+      <w:tblPr>
+        <w:tblW w:type="pct" w:w="100%"/>
+        <w:tblBorders>
+          <w:top w:val="single" w:color="00A86B" w:sz="4"/>
+          <w:left w:val="single" w:color="00A86B" w:sz="4"/>
+          <w:bottom w:val="single" w:color="00A86B" w:sz="4"/>
+          <w:right w:val="single" w:color="00A86B" w:sz="4"/>
+          <w:insideH w:val="single" w:color="auto" w:sz="4"/>
+          <w:insideV w:val="single" w:color="auto" w:sz="4"/>
+        </w:tblBorders>
+      </w:tblPr>
+      <w:tblGrid>
+        <w:gridCol w:w="100"/>
+        <w:gridCol w:w="100"/>
+        <w:gridCol w:w="100"/>
+        <w:gridCol w:w="100"/>
+        <w:gridCol w:w="100"/>
+      </w:tblGrid>
+      <w:tr>
+        <w:trPr>
+          <w:tblHeader/>
+        </w:trPr>
+        <w:tc>
+          <w:tcPr>
+            <w:shd w:color="1A3C5E" w:val="solid"/>
+            <w:tcMar>
+              <w:top w:type="dxa" w:w="80"/>
+              <w:left w:type="dxa" w:w="100"/>
+              <w:bottom w:type="dxa" w:w="80"/>
+              <w:right w:type="dxa" w:w="100"/>
+            </w:tcMar>
+          </w:tcPr>
+          <w:p>
+            <w:pPr>
+              <w:jc w:val="center"/>
+            </w:pPr>
+            <w:r>
+              <w:rPr>
+                <w:b/>
+                <w:bCs/>
+                <w:color w:val="FFFFFF"/>
+                <w:sz w:val="20"/>
+                <w:szCs w:val="20"/>
+              </w:rPr>
+              <w:t xml:space="preserve">Factor</w:t>
+            </w:r>
+          </w:p>
+        </w:tc>
+        <w:tc>
+          <w:tcPr>
+            <w:shd w:color="1A3C5E" w:val="solid"/>
+            <w:tcMar>
+              <w:top w:type="dxa" w:w="80"/>
+              <w:left w:type="dxa" w:w="100"/>
+              <w:bottom w:type="dxa" w:w="80"/>
+              <w:right w:type="dxa" w:w="100"/>
+            </w:tcMar>
+          </w:tcPr>
+          <w:p>
+            <w:pPr>
+              <w:jc w:val="center"/>
+            </w:pPr>
+            <w:r>
+              <w:rPr>
+                <w:b/>
+                <w:bCs/>
+                <w:color w:val="FFFFFF"/>
+                <w:sz w:val="20"/>
+                <w:szCs w:val="20"/>
+              </w:rPr>
+              <w:t xml:space="preserve">Composting</w:t>
+            </w:r>
+          </w:p>
+        </w:tc>
+        <w:tc>
+          <w:tcPr>
+            <w:shd w:color="1A3C5E" w:val="solid"/>
+            <w:tcMar>
+              <w:top w:type="dxa" w:w="80"/>
+              <w:left w:type="dxa" w:w="100"/>
+              <w:bottom w:type="dxa" w:w="80"/>
+              <w:right w:type="dxa" w:w="100"/>
+            </w:tcMar>
+          </w:tcPr>
+          <w:p>
+            <w:pPr>
+              <w:jc w:val="center"/>
+            </w:pPr>
+            <w:r>
+              <w:rPr>
+                <w:b/>
+                <w:bCs/>
+                <w:color w:val="FFFFFF"/>
+                <w:sz w:val="20"/>
+                <w:szCs w:val="20"/>
+              </w:rPr>
+              <w:t xml:space="preserve">Anaerobic Digestion</w:t>
+            </w:r>
+          </w:p>
+        </w:tc>
+        <w:tc>
+          <w:tcPr>
+            <w:shd w:color="1A3C5E" w:val="solid"/>
+            <w:tcMar>
+              <w:top w:type="dxa" w:w="80"/>
+              <w:left w:type="dxa" w:w="100"/>
+              <w:bottom w:type="dxa" w:w="80"/>
+              <w:right w:type="dxa" w:w="100"/>
+            </w:tcMar>
+          </w:tcPr>
+          <w:p>
+            <w:pPr>
+              <w:jc w:val="center"/>
+            </w:pPr>
+            <w:r>
+              <w:rPr>
+                <w:b/>
+                <w:bCs/>
+                <w:color w:val="FFFFFF"/>
+                <w:sz w:val="20"/>
+                <w:szCs w:val="20"/>
+              </w:rPr>
+              <w:t xml:space="preserve">BSF (Our Solution)</w:t>
+            </w:r>
+          </w:p>
+        </w:tc>
+        <w:tc>
+          <w:tcPr>
+            <w:shd w:color="1A3C5E" w:val="solid"/>
+            <w:tcMar>
+              <w:top w:type="dxa" w:w="80"/>
+              <w:left w:type="dxa" w:w="100"/>
+              <w:bottom w:type="dxa" w:w="80"/>
+              <w:right w:type="dxa" w:w="100"/>
+            </w:tcMar>
+          </w:tcPr>
+          <w:p>
+            <w:pPr>
+              <w:jc w:val="center"/>
+            </w:pPr>
+            <w:r>
+              <w:rPr>
+                <w:b/>
+                <w:bCs/>
+                <w:color w:val="FFFFFF"/>
+                <w:sz w:val="20"/>
+                <w:szCs w:val="20"/>
+              </w:rPr>
+              <w:t xml:space="preserve">Incineration</w:t>
+            </w:r>
+          </w:p>
+        </w:tc>
+      </w:tr>
+      <w:tr>
+        <w:tc>
+          <w:tcPr>
+            <w:shd w:color="F7FBFA" w:val="solid"/>
+            <w:tcMar>
+              <w:top w:type="dxa" w:w="60"/>
+              <w:left w:type="dxa" w:w="100"/>
+              <w:bottom w:type="dxa" w:w="60"/>
+              <w:right w:type="dxa" w:w="100"/>
+            </w:tcMar>
+          </w:tcPr>
+          <w:p>
+            <w:r>
+              <w:rPr>
+                <w:color w:val="1C1C1C"/>
+                <w:sz w:val="20"/>
+                <w:szCs w:val="20"/>
+              </w:rPr>
+              <w:t xml:space="preserve">High-fat/oil waste?</w:t>
+            </w:r>
+          </w:p>
+        </w:tc>
+        <w:tc>
+          <w:tcPr>
+            <w:shd w:color="F7FBFA" w:val="solid"/>
+            <w:tcMar>
+              <w:top w:type="dxa" w:w="60"/>
+              <w:left w:type="dxa" w:w="100"/>
+              <w:bottom w:type="dxa" w:w="60"/>
+              <w:right w:type="dxa" w:w="100"/>
+            </w:tcMar>
+          </w:tcPr>
+          <w:p>
+            <w:r>
+              <w:rPr>
+                <w:color w:val="1C1C1C"/>
+                <w:sz w:val="20"/>
+                <w:szCs w:val="20"/>
+              </w:rPr>
+              <w:t xml:space="preserve">Kills bacteria ✗</w:t>
+            </w:r>
+          </w:p>
+        </w:tc>
+        <w:tc>
+          <w:tcPr>
+            <w:shd w:color="F7FBFA" w:val="solid"/>
+            <w:tcMar>
+              <w:top w:type="dxa" w:w="60"/>
+              <w:left w:type="dxa" w:w="100"/>
+              <w:bottom w:type="dxa" w:w="60"/>
+              <w:right w:type="dxa" w:w="100"/>
+            </w:tcMar>
+          </w:tcPr>
+          <w:p>
+            <w:r>
+              <w:rPr>
+                <w:color w:val="1C1C1C"/>
+                <w:sz w:val="20"/>
+                <w:szCs w:val="20"/>
+              </w:rPr>
+              <w:t xml:space="preserve">Partial ⚠</w:t>
+            </w:r>
+          </w:p>
+        </w:tc>
+        <w:tc>
+          <w:tcPr>
+            <w:shd w:color="F7FBFA" w:val="solid"/>
+            <w:tcMar>
+              <w:top w:type="dxa" w:w="60"/>
+              <w:left w:type="dxa" w:w="100"/>
+              <w:bottom w:type="dxa" w:w="60"/>
+              <w:right w:type="dxa" w:w="100"/>
+            </w:tcMar>
+          </w:tcPr>
+          <w:p>
+            <w:r>
+              <w:rPr>
+                <w:color w:val="1C1C1C"/>
+                <w:sz w:val="20"/>
+                <w:szCs w:val="20"/>
+              </w:rPr>
+              <w:t xml:space="preserve">YES ✓</w:t>
+            </w:r>
+          </w:p>
+        </w:tc>
+        <w:tc>
+          <w:tcPr>
+            <w:shd w:color="F7FBFA" w:val="solid"/>
+            <w:tcMar>
+              <w:top w:type="dxa" w:w="60"/>
+              <w:left w:type="dxa" w:w="100"/>
+              <w:bottom w:type="dxa" w:w="60"/>
+              <w:right w:type="dxa" w:w="100"/>
+            </w:tcMar>
+          </w:tcPr>
+          <w:p>
+            <w:r>
+              <w:rPr>
+                <w:color w:val="1C1C1C"/>
+                <w:sz w:val="20"/>
+                <w:szCs w:val="20"/>
+              </w:rPr>
+              <w:t xml:space="preserve">Burns ✓</w:t>
+            </w:r>
+          </w:p>
+        </w:tc>
+      </w:tr>
+      <w:tr>
+        <w:tc>
+          <w:tcPr>
+            <w:shd w:color="FFFFFF" w:val="solid"/>
+            <w:tcMar>
+              <w:top w:type="dxa" w:w="60"/>
+              <w:left w:type="dxa" w:w="100"/>
+              <w:bottom w:type="dxa" w:w="60"/>
+              <w:right w:type="dxa" w:w="100"/>
+            </w:tcMar>
+          </w:tcPr>
+          <w:p>
+            <w:r>
+              <w:rPr>
+                <w:color w:val="1C1C1C"/>
+                <w:sz w:val="20"/>
+                <w:szCs w:val="20"/>
+              </w:rPr>
+              <w:t xml:space="preserve">Urban proximity?</w:t>
+            </w:r>
+          </w:p>
+        </w:tc>
+        <w:tc>
+          <w:tcPr>
+            <w:shd w:color="FFFFFF" w:val="solid"/>
+            <w:tcMar>
+              <w:top w:type="dxa" w:w="60"/>
+              <w:left w:type="dxa" w:w="100"/>
+              <w:bottom w:type="dxa" w:w="60"/>
+              <w:right w:type="dxa" w:w="100"/>
+            </w:tcMar>
+          </w:tcPr>
+          <w:p>
+            <w:r>
+              <w:rPr>
+                <w:color w:val="1C1C1C"/>
+                <w:sz w:val="20"/>
+                <w:szCs w:val="20"/>
+              </w:rPr>
+              <w:t xml:space="preserve">Needs land ✗</w:t>
+            </w:r>
+          </w:p>
+        </w:tc>
+        <w:tc>
+          <w:tcPr>
+            <w:shd w:color="FFFFFF" w:val="solid"/>
+            <w:tcMar>
+              <w:top w:type="dxa" w:w="60"/>
+              <w:left w:type="dxa" w:w="100"/>
+              <w:bottom w:type="dxa" w:w="60"/>
+              <w:right w:type="dxa" w:w="100"/>
+            </w:tcMar>
+          </w:tcPr>
+          <w:p>
+            <w:r>
+              <w:rPr>
+                <w:color w:val="1C1C1C"/>
+                <w:sz w:val="20"/>
+                <w:szCs w:val="20"/>
+              </w:rPr>
+              <w:t xml:space="preserve">Plant-scale ✗</w:t>
+            </w:r>
+          </w:p>
+        </w:tc>
+        <w:tc>
+          <w:tcPr>
+            <w:shd w:color="FFFFFF" w:val="solid"/>
+            <w:tcMar>
+              <w:top w:type="dxa" w:w="60"/>
+              <w:left w:type="dxa" w:w="100"/>
+              <w:bottom w:type="dxa" w:w="60"/>
+              <w:right w:type="dxa" w:w="100"/>
+            </w:tcMar>
+          </w:tcPr>
+          <w:p>
+            <w:r>
+              <w:rPr>
+                <w:color w:val="1C1C1C"/>
+                <w:sz w:val="20"/>
+                <w:szCs w:val="20"/>
+              </w:rPr>
+              <w:t xml:space="preserve">Container-size ✓</w:t>
+            </w:r>
+          </w:p>
+        </w:tc>
+        <w:tc>
+          <w:tcPr>
+            <w:shd w:color="FFFFFF" w:val="solid"/>
+            <w:tcMar>
+              <w:top w:type="dxa" w:w="60"/>
+              <w:left w:type="dxa" w:w="100"/>
+              <w:bottom w:type="dxa" w:w="60"/>
+              <w:right w:type="dxa" w:w="100"/>
+            </w:tcMar>
+          </w:tcPr>
+          <w:p>
+            <w:r>
+              <w:rPr>
+                <w:color w:val="1C1C1C"/>
+                <w:sz w:val="20"/>
+                <w:szCs w:val="20"/>
+              </w:rPr>
+              <w:t xml:space="preserve">Plant-scale ✗</w:t>
+            </w:r>
+          </w:p>
+        </w:tc>
+      </w:tr>
+      <w:tr>
+        <w:tc>
+          <w:tcPr>
+            <w:shd w:color="F7FBFA" w:val="solid"/>
+            <w:tcMar>
+              <w:top w:type="dxa" w:w="60"/>
+              <w:left w:type="dxa" w:w="100"/>
+              <w:bottom w:type="dxa" w:w="60"/>
+              <w:right w:type="dxa" w:w="100"/>
+            </w:tcMar>
+          </w:tcPr>
+          <w:p>
+            <w:r>
+              <w:rPr>
+                <w:color w:val="1C1C1C"/>
+                <w:sz w:val="20"/>
+                <w:szCs w:val="20"/>
+              </w:rPr>
+              <w:t xml:space="preserve">Output value</w:t>
+            </w:r>
+          </w:p>
+        </w:tc>
+        <w:tc>
+          <w:tcPr>
+            <w:shd w:color="F7FBFA" w:val="solid"/>
+            <w:tcMar>
+              <w:top w:type="dxa" w:w="60"/>
+              <w:left w:type="dxa" w:w="100"/>
+              <w:bottom w:type="dxa" w:w="60"/>
+              <w:right w:type="dxa" w:w="100"/>
+            </w:tcMar>
+          </w:tcPr>
+          <w:p>
+            <w:r>
+              <w:rPr>
+                <w:color w:val="1C1C1C"/>
+                <w:sz w:val="20"/>
+                <w:szCs w:val="20"/>
+              </w:rPr>
+              <w:t xml:space="preserve">Low (compost)</w:t>
+            </w:r>
+          </w:p>
+        </w:tc>
+        <w:tc>
+          <w:tcPr>
+            <w:shd w:color="F7FBFA" w:val="solid"/>
+            <w:tcMar>
+              <w:top w:type="dxa" w:w="60"/>
+              <w:left w:type="dxa" w:w="100"/>
+              <w:bottom w:type="dxa" w:w="60"/>
+              <w:right w:type="dxa" w:w="100"/>
+            </w:tcMar>
+          </w:tcPr>
+          <w:p>
+            <w:r>
+              <w:rPr>
+                <w:color w:val="1C1C1C"/>
+                <w:sz w:val="20"/>
+                <w:szCs w:val="20"/>
+              </w:rPr>
+              <w:t xml:space="preserve">Medium (energy)</w:t>
+            </w:r>
+          </w:p>
+        </w:tc>
+        <w:tc>
+          <w:tcPr>
+            <w:shd w:color="F7FBFA" w:val="solid"/>
+            <w:tcMar>
+              <w:top w:type="dxa" w:w="60"/>
+              <w:left w:type="dxa" w:w="100"/>
+              <w:bottom w:type="dxa" w:w="60"/>
+              <w:right w:type="dxa" w:w="100"/>
+            </w:tcMar>
+          </w:tcPr>
+          <w:p>
+            <w:r>
+              <w:rPr>
+                <w:color w:val="1C1C1C"/>
+                <w:sz w:val="20"/>
+                <w:szCs w:val="20"/>
+              </w:rPr>
+              <w:t xml:space="preserve">HIGH (protein+fertilizer) ✓</w:t>
+            </w:r>
+          </w:p>
+        </w:tc>
+        <w:tc>
+          <w:tcPr>
+            <w:shd w:color="F7FBFA" w:val="solid"/>
+            <w:tcMar>
+              <w:top w:type="dxa" w:w="60"/>
+              <w:left w:type="dxa" w:w="100"/>
+              <w:bottom w:type="dxa" w:w="60"/>
+              <w:right w:type="dxa" w:w="100"/>
+            </w:tcMar>
+          </w:tcPr>
+          <w:p>
+            <w:r>
+              <w:rPr>
+                <w:color w:val="1C1C1C"/>
+                <w:sz w:val="20"/>
+                <w:szCs w:val="20"/>
+              </w:rPr>
+              <w:t xml:space="preserve">None</w:t>
+            </w:r>
+          </w:p>
+        </w:tc>
+      </w:tr>
+      <w:tr>
+        <w:tc>
+          <w:tcPr>
+            <w:shd w:color="FFFFFF" w:val="solid"/>
+            <w:tcMar>
+              <w:top w:type="dxa" w:w="60"/>
+              <w:left w:type="dxa" w:w="100"/>
+              <w:bottom w:type="dxa" w:w="60"/>
+              <w:right w:type="dxa" w:w="100"/>
+            </w:tcMar>
+          </w:tcPr>
+          <w:p>
+            <w:r>
+              <w:rPr>
+                <w:color w:val="1C1C1C"/>
+                <w:sz w:val="20"/>
+                <w:szCs w:val="20"/>
+              </w:rPr>
+              <w:t xml:space="preserve">Processing speed</w:t>
+            </w:r>
+          </w:p>
+        </w:tc>
+        <w:tc>
+          <w:tcPr>
+            <w:shd w:color="FFFFFF" w:val="solid"/>
+            <w:tcMar>
+              <w:top w:type="dxa" w:w="60"/>
+              <w:left w:type="dxa" w:w="100"/>
+              <w:bottom w:type="dxa" w:w="60"/>
+              <w:right w:type="dxa" w:w="100"/>
+            </w:tcMar>
+          </w:tcPr>
+          <w:p>
+            <w:r>
+              <w:rPr>
+                <w:color w:val="1C1C1C"/>
+                <w:sz w:val="20"/>
+                <w:szCs w:val="20"/>
+              </w:rPr>
+              <w:t xml:space="preserve">60-180 days</w:t>
+            </w:r>
+          </w:p>
+        </w:tc>
+        <w:tc>
+          <w:tcPr>
+            <w:shd w:color="FFFFFF" w:val="solid"/>
+            <w:tcMar>
+              <w:top w:type="dxa" w:w="60"/>
+              <w:left w:type="dxa" w:w="100"/>
+              <w:bottom w:type="dxa" w:w="60"/>
+              <w:right w:type="dxa" w:w="100"/>
+            </w:tcMar>
+          </w:tcPr>
+          <w:p>
+            <w:r>
+              <w:rPr>
+                <w:color w:val="1C1C1C"/>
+                <w:sz w:val="20"/>
+                <w:szCs w:val="20"/>
+              </w:rPr>
+              <w:t xml:space="preserve">20-40 days</w:t>
+            </w:r>
+          </w:p>
+        </w:tc>
+        <w:tc>
+          <w:tcPr>
+            <w:shd w:color="FFFFFF" w:val="solid"/>
+            <w:tcMar>
+              <w:top w:type="dxa" w:w="60"/>
+              <w:left w:type="dxa" w:w="100"/>
+              <w:bottom w:type="dxa" w:w="60"/>
+              <w:right w:type="dxa" w:w="100"/>
+            </w:tcMar>
+          </w:tcPr>
+          <w:p>
+            <w:r>
+              <w:rPr>
+                <w:color w:val="1C1C1C"/>
+                <w:sz w:val="20"/>
+                <w:szCs w:val="20"/>
+              </w:rPr>
+              <w:t xml:space="preserve">7-14 days ✓</w:t>
+            </w:r>
+          </w:p>
+        </w:tc>
+        <w:tc>
+          <w:tcPr>
+            <w:shd w:color="FFFFFF" w:val="solid"/>
+            <w:tcMar>
+              <w:top w:type="dxa" w:w="60"/>
+              <w:left w:type="dxa" w:w="100"/>
+              <w:bottom w:type="dxa" w:w="60"/>
+              <w:right w:type="dxa" w:w="100"/>
+            </w:tcMar>
+          </w:tcPr>
+          <w:p>
+            <w:r>
+              <w:rPr>
+                <w:color w:val="1C1C1C"/>
+                <w:sz w:val="20"/>
+                <w:szCs w:val="20"/>
+              </w:rPr>
+              <w:t xml:space="preserve">&lt;1 day</w:t>
+            </w:r>
+          </w:p>
+        </w:tc>
+      </w:tr>
+      <w:tr>
+        <w:tc>
+          <w:tcPr>
+            <w:shd w:color="F7FBFA" w:val="solid"/>
+            <w:tcMar>
+              <w:top w:type="dxa" w:w="60"/>
+              <w:left w:type="dxa" w:w="100"/>
+              <w:bottom w:type="dxa" w:w="60"/>
+              <w:right w:type="dxa" w:w="100"/>
+            </w:tcMar>
+          </w:tcPr>
+          <w:p>
+            <w:r>
+              <w:rPr>
+                <w:color w:val="1C1C1C"/>
+                <w:sz w:val="20"/>
+                <w:szCs w:val="20"/>
+              </w:rPr>
+              <w:t xml:space="preserve">Fixes protein import gap?</w:t>
+            </w:r>
+          </w:p>
+        </w:tc>
+        <w:tc>
+          <w:tcPr>
+            <w:shd w:color="F7FBFA" w:val="solid"/>
+            <w:tcMar>
+              <w:top w:type="dxa" w:w="60"/>
+              <w:left w:type="dxa" w:w="100"/>
+              <w:bottom w:type="dxa" w:w="60"/>
+              <w:right w:type="dxa" w:w="100"/>
+            </w:tcMar>
+          </w:tcPr>
+          <w:p>
+            <w:r>
+              <w:rPr>
+                <w:color w:val="1C1C1C"/>
+                <w:sz w:val="20"/>
+                <w:szCs w:val="20"/>
+              </w:rPr>
+              <w:t xml:space="preserve">No ✗</w:t>
+            </w:r>
+          </w:p>
+        </w:tc>
+        <w:tc>
+          <w:tcPr>
+            <w:shd w:color="F7FBFA" w:val="solid"/>
+            <w:tcMar>
+              <w:top w:type="dxa" w:w="60"/>
+              <w:left w:type="dxa" w:w="100"/>
+              <w:bottom w:type="dxa" w:w="60"/>
+              <w:right w:type="dxa" w:w="100"/>
+            </w:tcMar>
+          </w:tcPr>
+          <w:p>
+            <w:r>
+              <w:rPr>
+                <w:color w:val="1C1C1C"/>
+                <w:sz w:val="20"/>
+                <w:szCs w:val="20"/>
+              </w:rPr>
+              <w:t xml:space="preserve">No ✗</w:t>
+            </w:r>
+          </w:p>
+        </w:tc>
+        <w:tc>
+          <w:tcPr>
+            <w:shd w:color="F7FBFA" w:val="solid"/>
+            <w:tcMar>
+              <w:top w:type="dxa" w:w="60"/>
+              <w:left w:type="dxa" w:w="100"/>
+              <w:bottom w:type="dxa" w:w="60"/>
+              <w:right w:type="dxa" w:w="100"/>
+            </w:tcMar>
+          </w:tcPr>
+          <w:p>
+            <w:r>
+              <w:rPr>
+                <w:color w:val="1C1C1C"/>
+                <w:sz w:val="20"/>
+                <w:szCs w:val="20"/>
+              </w:rPr>
+              <w:t xml:space="preserve">YES ✓</w:t>
+            </w:r>
+          </w:p>
+        </w:tc>
+        <w:tc>
+          <w:tcPr>
+            <w:shd w:color="F7FBFA" w:val="solid"/>
+            <w:tcMar>
+              <w:top w:type="dxa" w:w="60"/>
+              <w:left w:type="dxa" w:w="100"/>
+              <w:bottom w:type="dxa" w:w="60"/>
+              <w:right w:type="dxa" w:w="100"/>
+            </w:tcMar>
+          </w:tcPr>
+          <w:p>
+            <w:r>
+              <w:rPr>
+                <w:color w:val="1C1C1C"/>
+                <w:sz w:val="20"/>
+                <w:szCs w:val="20"/>
+              </w:rPr>
+              <w:t xml:space="preserve">No ✗</w:t>
+            </w:r>
+          </w:p>
+        </w:tc>
+      </w:tr>
+      <w:tr>
+        <w:tc>
+          <w:tcPr>
+            <w:shd w:color="FFFFFF" w:val="solid"/>
+            <w:tcMar>
+              <w:top w:type="dxa" w:w="60"/>
+              <w:left w:type="dxa" w:w="100"/>
+              <w:bottom w:type="dxa" w:w="60"/>
+              <w:right w:type="dxa" w:w="100"/>
+            </w:tcMar>
+          </w:tcPr>
+          <w:p>
+            <w:r>
+              <w:rPr>
+                <w:color w:val="1C1C1C"/>
+                <w:sz w:val="20"/>
+                <w:szCs w:val="20"/>
+              </w:rPr>
+              <w:t xml:space="preserve">Revenue generating?</w:t>
+            </w:r>
+          </w:p>
+        </w:tc>
+        <w:tc>
+          <w:tcPr>
+            <w:shd w:color="FFFFFF" w:val="solid"/>
+            <w:tcMar>
+              <w:top w:type="dxa" w:w="60"/>
+              <w:left w:type="dxa" w:w="100"/>
+              <w:bottom w:type="dxa" w:w="60"/>
+              <w:right w:type="dxa" w:w="100"/>
+            </w:tcMar>
+          </w:tcPr>
+          <w:p>
+            <w:r>
+              <w:rPr>
+                <w:color w:val="1C1C1C"/>
+                <w:sz w:val="20"/>
+                <w:szCs w:val="20"/>
+              </w:rPr>
+              <w:t xml:space="preserve">Low</w:t>
+            </w:r>
+          </w:p>
+        </w:tc>
+        <w:tc>
+          <w:tcPr>
+            <w:shd w:color="FFFFFF" w:val="solid"/>
+            <w:tcMar>
+              <w:top w:type="dxa" w:w="60"/>
+              <w:left w:type="dxa" w:w="100"/>
+              <w:bottom w:type="dxa" w:w="60"/>
+              <w:right w:type="dxa" w:w="100"/>
+            </w:tcMar>
+          </w:tcPr>
+          <w:p>
+            <w:r>
+              <w:rPr>
+                <w:color w:val="1C1C1C"/>
+                <w:sz w:val="20"/>
+                <w:szCs w:val="20"/>
+              </w:rPr>
+              <w:t xml:space="preserve">Medium</w:t>
+            </w:r>
+          </w:p>
+        </w:tc>
+        <w:tc>
+          <w:tcPr>
+            <w:shd w:color="FFFFFF" w:val="solid"/>
+            <w:tcMar>
+              <w:top w:type="dxa" w:w="60"/>
+              <w:left w:type="dxa" w:w="100"/>
+              <w:bottom w:type="dxa" w:w="60"/>
+              <w:right w:type="dxa" w:w="100"/>
+            </w:tcMar>
+          </w:tcPr>
+          <w:p>
+            <w:r>
+              <w:rPr>
+                <w:color w:val="1C1C1C"/>
+                <w:sz w:val="20"/>
+                <w:szCs w:val="20"/>
+              </w:rPr>
+              <w:t xml:space="preserve">HIGH ✓</w:t>
+            </w:r>
+          </w:p>
+        </w:tc>
+        <w:tc>
+          <w:tcPr>
+            <w:shd w:color="FFFFFF" w:val="solid"/>
+            <w:tcMar>
+              <w:top w:type="dxa" w:w="60"/>
+              <w:left w:type="dxa" w:w="100"/>
+              <w:bottom w:type="dxa" w:w="60"/>
+              <w:right w:type="dxa" w:w="100"/>
+            </w:tcMar>
+          </w:tcPr>
+          <w:p>
+            <w:r>
+              <w:rPr>
+                <w:color w:val="1C1C1C"/>
+                <w:sz w:val="20"/>
+                <w:szCs w:val="20"/>
+              </w:rPr>
+              <w:t xml:space="preserve">None</w:t>
+            </w:r>
+          </w:p>
+        </w:tc>
+      </w:tr>
+    </w:tbl>
+    <w:p>
+      <w:pPr>
+        <w:spacing w:before="80"/>
+      </w:pPr>
+    </w:p>
+    <w:p>
+      <w:pPr>
+        <w:spacing w:after="120" w:before="240"/>
+      </w:pPr>
+      <w:r>
+        <w:rPr>
+          <w:b/>
+          <w:bCs/>
+          <w:color w:val="00A86B"/>
+          <w:sz w:val="24"/>
+          <w:szCs w:val="24"/>
+        </w:rPr>
+        <w:t xml:space="preserve">Government Subsidy Opportunities</w:t>
+      </w:r>
+    </w:p>
+    <w:p>
+      <w:pPr>
+        <w:pStyle w:val="ListParagraph"/>
+        <w:numPr>
+          <w:ilvl w:val="0"/>
+          <w:numId w:val="1"/>
+        </w:numPr>
+        <w:spacing w:after="60" w:before="40"/>
+      </w:pPr>
+      <w:r>
+        <w:rPr>
+          <w:color w:val="1C1C1C"/>
+          <w:sz w:val="22"/>
+          <w:szCs w:val="22"/>
+        </w:rPr>
+        <w:t xml:space="preserve">Per-pig-head feed transition subsidy: NT$3,600/head — as pig farms exit waste processing, B2G contracts emerge for BSF operators to take over collections.</w:t>
+      </w:r>
+    </w:p>
+    <w:p>
+      <w:pPr>
+        <w:pStyle w:val="ListParagraph"/>
+        <w:numPr>
+          <w:ilvl w:val="0"/>
+          <w:numId w:val="1"/>
+        </w:numPr>
+        <w:spacing w:after="60" w:before="40"/>
+      </w:pPr>
+      <w:r>
+        <w:rPr>
+          <w:color w:val="1C1C1C"/>
+          <w:sz w:val="22"/>
+          <w:szCs w:val="22"/>
+        </w:rPr>
+        <w:t xml:space="preserve">Ministry of Environment target: 2,119 tonnes/day processing capacity by end of 2027 — active funding for new food waste processors.</w:t>
+      </w:r>
+    </w:p>
+    <w:p>
+      <w:pPr>
+        <w:pStyle w:val="ListParagraph"/>
+        <w:numPr>
+          <w:ilvl w:val="0"/>
+          <w:numId w:val="1"/>
+        </w:numPr>
+        <w:spacing w:after="60" w:before="40"/>
+      </w:pPr>
+      <w:r>
+        <w:rPr>
+          <w:color w:val="1C1C1C"/>
+          <w:sz w:val="22"/>
+          <w:szCs w:val="22"/>
+        </w:rPr>
+        <w:t xml:space="preserve">Council of Agriculture (農業部) biotech grants: Urban BSF facilities may qualify under biosecurity investment programs.</w:t>
       </w:r>
     </w:p>
     <w:p>
